--- a/docs/word/README.docx
+++ b/docs/word/README.docx
@@ -960,6 +960,60 @@
                 <w:szCs w:val="19"/>
               </w:rPr>
               <w:t xml:space="preserve">What is in it</w:t>
+            </w:r>
+          </w:p>
+        </w:tc>
+      </w:tr>
+      <w:tr>
+        <w:tc>
+          <w:tcPr>
+            <w:tcMar>
+              <w:top w:type="dxa" w:w="80"/>
+              <w:left w:type="dxa" w:w="120"/>
+              <w:bottom w:type="dxa" w:w="80"/>
+              <w:right w:type="dxa" w:w="120"/>
+            </w:tcMar>
+          </w:tcPr>
+          <w:p>
+            <w:pPr>
+              <w:spacing w:after="0" w:line="252"/>
+            </w:pPr>
+            <w:r>
+              <w:rPr>
+                <w:b w:val="false"/>
+                <w:bCs w:val="false"/>
+                <w:i/>
+                <w:iCs/>
+                <w:color w:val="111827"/>
+                <w:sz w:val="20"/>
+                <w:szCs w:val="20"/>
+              </w:rPr>
+              <w:t xml:space="preserve">docs/DEPLOY.md</w:t>
+            </w:r>
+          </w:p>
+        </w:tc>
+        <w:tc>
+          <w:tcPr>
+            <w:tcMar>
+              <w:top w:type="dxa" w:w="80"/>
+              <w:left w:type="dxa" w:w="120"/>
+              <w:bottom w:type="dxa" w:w="80"/>
+              <w:right w:type="dxa" w:w="120"/>
+            </w:tcMar>
+          </w:tcPr>
+          <w:p>
+            <w:pPr>
+              <w:spacing w:after="0" w:line="252"/>
+            </w:pPr>
+            <w:r>
+              <w:rPr>
+                <w:b w:val="false"/>
+                <w:bCs w:val="false"/>
+                <w:color w:val="111827"/>
+                <w:sz w:val="20"/>
+                <w:szCs w:val="20"/>
+              </w:rPr>
+              <w:t xml:space="preserve">Step by step from an empty Render account to a live URL, on the free tier</w:t>
             </w:r>
           </w:p>
         </w:tc>

--- a/docs/word/README.docx
+++ b/docs/word/README.docx
@@ -1978,7 +1978,7 @@
           <w:bCs/>
           <w:color w:val="0F766E"/>
         </w:rPr>
-        <w:t xml:space="preserve">Deploying to Render</w:t>
+        <w:t xml:space="preserve">Deploying</w:t>
       </w:r>
     </w:p>
     <w:p>
@@ -1991,13 +1991,8 @@
           <w:sz w:val="21"/>
           <w:szCs w:val="21"/>
         </w:rPr>
-        <w:t xml:space="preserve">The repo has a blueprint that creates all four pieces at once.</w:t>
-      </w:r>
-    </w:p>
-    <w:p>
-      <w:pPr>
-        <w:spacing w:after="140" w:line="276"/>
-      </w:pPr>
+        <w:t xml:space="preserve">Two providers, both with a free tier: </w:t>
+      </w:r>
       <w:r>
         <w:rPr>
           <w:b/>
@@ -2006,15 +2001,15 @@
           <w:sz w:val="21"/>
           <w:szCs w:val="21"/>
         </w:rPr>
-        <w:t xml:space="preserve">1. Push to GitHub, then:</w:t>
-      </w:r>
-      <w:r>
-        <w:rPr>
-          <w:color w:val="111827"/>
-          <w:sz w:val="21"/>
-          <w:szCs w:val="21"/>
-        </w:rPr>
-        <w:t xml:space="preserve"> Render dashboard → </w:t>
+        <w:t xml:space="preserve">Neon</w:t>
+      </w:r>
+      <w:r>
+        <w:rPr>
+          <w:color w:val="111827"/>
+          <w:sz w:val="21"/>
+          <w:szCs w:val="21"/>
+        </w:rPr>
+        <w:t xml:space="preserve"> for Postgres, </w:t>
       </w:r>
       <w:r>
         <w:rPr>
@@ -2024,15 +2019,87 @@
           <w:sz w:val="21"/>
           <w:szCs w:val="21"/>
         </w:rPr>
-        <w:t xml:space="preserve">New → Blueprint</w:t>
-      </w:r>
-      <w:r>
-        <w:rPr>
-          <w:color w:val="111827"/>
-          <w:sz w:val="21"/>
-          <w:szCs w:val="21"/>
-        </w:rPr>
-        <w:t xml:space="preserve"> → pick the repo. It reads </w:t>
+        <w:t xml:space="preserve">Render</w:t>
+      </w:r>
+      <w:r>
+        <w:rPr>
+          <w:color w:val="111827"/>
+          <w:sz w:val="21"/>
+          <w:szCs w:val="21"/>
+        </w:rPr>
+        <w:t xml:space="preserve"> for everything else. </w:t>
+      </w:r>
+      <w:r>
+        <w:rPr>
+          <w:i/>
+          <w:iCs/>
+          <w:color w:val="111827"/>
+          <w:sz w:val="21"/>
+          <w:szCs w:val="21"/>
+        </w:rPr>
+        <w:t xml:space="preserve">docs/DEPLOY.md</w:t>
+      </w:r>
+      <w:r>
+        <w:rPr>
+          <w:color w:val="111827"/>
+          <w:sz w:val="21"/>
+          <w:szCs w:val="21"/>
+        </w:rPr>
+        <w:t xml:space="preserve"> is the click-by-click version; this is the shape of it.</w:t>
+      </w:r>
+    </w:p>
+    <w:p>
+      <w:pPr>
+        <w:spacing w:after="140" w:line="276"/>
+      </w:pPr>
+      <w:r>
+        <w:rPr>
+          <w:color w:val="111827"/>
+          <w:sz w:val="21"/>
+          <w:szCs w:val="21"/>
+        </w:rPr>
+        <w:t xml:space="preserve">The split is deliberate. Render's own free Postgres is deleted after 30 days, taking the data with it; Neon's free tier does not expire.</w:t>
+      </w:r>
+    </w:p>
+    <w:p>
+      <w:pPr>
+        <w:spacing w:after="140" w:line="276"/>
+      </w:pPr>
+      <w:r>
+        <w:rPr>
+          <w:b/>
+          <w:bCs/>
+          <w:color w:val="111827"/>
+          <w:sz w:val="21"/>
+          <w:szCs w:val="21"/>
+        </w:rPr>
+        <w:t xml:space="preserve">1. Create a Neon project</w:t>
+      </w:r>
+      <w:r>
+        <w:rPr>
+          <w:color w:val="111827"/>
+          <w:sz w:val="21"/>
+          <w:szCs w:val="21"/>
+        </w:rPr>
+        <w:t xml:space="preserve"> in Frankfurt on Postgres 16. In its connection string panel switch the dropdown to </w:t>
+      </w:r>
+      <w:r>
+        <w:rPr>
+          <w:b/>
+          <w:bCs/>
+          <w:color w:val="111827"/>
+          <w:sz w:val="21"/>
+          <w:szCs w:val="21"/>
+        </w:rPr>
+        <w:t xml:space="preserve">Prisma</w:t>
+      </w:r>
+      <w:r>
+        <w:rPr>
+          <w:color w:val="111827"/>
+          <w:sz w:val="21"/>
+          <w:szCs w:val="21"/>
+        </w:rPr>
+        <w:t xml:space="preserve"> and copy both strings it prints. The pooled one (</w:t>
       </w:r>
       <w:r>
         <w:rPr>
@@ -2041,15 +2108,49 @@
           <w:sz w:val="19"/>
           <w:szCs w:val="19"/>
         </w:rPr>
-        <w:t xml:space="preserve">render.yaml</w:t>
-      </w:r>
-      <w:r>
-        <w:rPr>
-          <w:color w:val="111827"/>
-          <w:sz w:val="21"/>
-          <w:szCs w:val="21"/>
-        </w:rPr>
-        <w:t xml:space="preserve"> and creates the Postgres database, Redis, the API and the static site.</w:t>
+        <w:t xml:space="preserve">-pooler</w:t>
+      </w:r>
+      <w:r>
+        <w:rPr>
+          <w:color w:val="111827"/>
+          <w:sz w:val="21"/>
+          <w:szCs w:val="21"/>
+        </w:rPr>
+        <w:t xml:space="preserve"> in the host) is </w:t>
+      </w:r>
+      <w:r>
+        <w:rPr>
+          <w:rFonts w:ascii="Consolas" w:cs="Consolas" w:eastAsia="Consolas" w:hAnsi="Consolas"/>
+          <w:color w:val="111827"/>
+          <w:sz w:val="19"/>
+          <w:szCs w:val="19"/>
+        </w:rPr>
+        <w:t xml:space="preserve">DATABASE_URL</w:t>
+      </w:r>
+      <w:r>
+        <w:rPr>
+          <w:color w:val="111827"/>
+          <w:sz w:val="21"/>
+          <w:szCs w:val="21"/>
+        </w:rPr>
+        <w:t xml:space="preserve">; the direct one is </w:t>
+      </w:r>
+      <w:r>
+        <w:rPr>
+          <w:rFonts w:ascii="Consolas" w:cs="Consolas" w:eastAsia="Consolas" w:hAnsi="Consolas"/>
+          <w:color w:val="111827"/>
+          <w:sz w:val="19"/>
+          <w:szCs w:val="19"/>
+        </w:rPr>
+        <w:t xml:space="preserve">DIRECT_URL</w:t>
+      </w:r>
+      <w:r>
+        <w:rPr>
+          <w:color w:val="111827"/>
+          <w:sz w:val="21"/>
+          <w:szCs w:val="21"/>
+        </w:rPr>
+        <w:t xml:space="preserve">. Migrations need the direct connection — advisory locks do not survive transaction-mode pooling.</w:t>
       </w:r>
     </w:p>
     <w:p>
@@ -2064,7 +2165,47 @@
           <w:sz w:val="21"/>
           <w:szCs w:val="21"/>
         </w:rPr>
-        <w:t xml:space="preserve">2. Wire the two URLs to each other.</w:t>
+        <w:t xml:space="preserve">2. Render dashboard → New → Blueprint</w:t>
+      </w:r>
+      <w:r>
+        <w:rPr>
+          <w:color w:val="111827"/>
+          <w:sz w:val="21"/>
+          <w:szCs w:val="21"/>
+        </w:rPr>
+        <w:t xml:space="preserve"> → pick the repo. It reads </w:t>
+      </w:r>
+      <w:r>
+        <w:rPr>
+          <w:rFonts w:ascii="Consolas" w:cs="Consolas" w:eastAsia="Consolas" w:hAnsi="Consolas"/>
+          <w:color w:val="111827"/>
+          <w:sz w:val="19"/>
+          <w:szCs w:val="19"/>
+        </w:rPr>
+        <w:t xml:space="preserve">render.yaml</w:t>
+      </w:r>
+      <w:r>
+        <w:rPr>
+          <w:color w:val="111827"/>
+          <w:sz w:val="21"/>
+          <w:szCs w:val="21"/>
+        </w:rPr>
+        <w:t xml:space="preserve"> and creates the key value store, the API and the static site. Paste the two Neon strings when it asks; leave the rest blank.</w:t>
+      </w:r>
+    </w:p>
+    <w:p>
+      <w:pPr>
+        <w:spacing w:after="140" w:line="276"/>
+      </w:pPr>
+      <w:r>
+        <w:rPr>
+          <w:b/>
+          <w:bCs/>
+          <w:color w:val="111827"/>
+          <w:sz w:val="21"/>
+          <w:szCs w:val="21"/>
+        </w:rPr>
+        <w:t xml:space="preserve">3. Wire the two URLs to each other.</w:t>
       </w:r>
       <w:r>
         <w:rPr>
@@ -2483,7 +2624,7 @@
           <w:sz w:val="21"/>
           <w:szCs w:val="21"/>
         </w:rPr>
-        <w:t xml:space="preserve">3. Add your secrets</w:t>
+        <w:t xml:space="preserve">4. Add your secrets</w:t>
       </w:r>
       <w:r>
         <w:rPr>
@@ -2798,7 +2939,7 @@
           <w:sz w:val="21"/>
           <w:szCs w:val="21"/>
         </w:rPr>
-        <w:t xml:space="preserve">4. Point Flutterwave's webhook at</w:t>
+        <w:t xml:space="preserve">5. Point Flutterwave's webhook at</w:t>
       </w:r>
       <w:r>
         <w:rPr>
@@ -2880,25 +3021,7 @@
           <w:sz w:val="21"/>
           <w:szCs w:val="21"/>
         </w:rPr>
-        <w:t xml:space="preserve">The blueprint uses Render's </w:t>
-      </w:r>
-      <w:r>
-        <w:rPr>
-          <w:b/>
-          <w:bCs/>
-          <w:color w:val="111827"/>
-          <w:sz w:val="21"/>
-          <w:szCs w:val="21"/>
-        </w:rPr>
-        <w:t xml:space="preserve">free</w:t>
-      </w:r>
-      <w:r>
-        <w:rPr>
-          <w:color w:val="111827"/>
-          <w:sz w:val="21"/>
-          <w:szCs w:val="21"/>
-        </w:rPr>
-        <w:t xml:space="preserve"> plans so you can see it working for nothing. Three things must change before a real shop depends on it:</w:t>
+        <w:t xml:space="preserve">Everything above runs on free plans. Three things must change before a real shop depends on it:</w:t>
       </w:r>
     </w:p>
     <w:p>
@@ -2918,33 +3041,15 @@
           <w:sz w:val="21"/>
           <w:szCs w:val="21"/>
         </w:rPr>
-        <w:t xml:space="preserve">Upgrade the database.</w:t>
-      </w:r>
-      <w:r>
-        <w:rPr>
-          <w:color w:val="111827"/>
-          <w:sz w:val="21"/>
-          <w:szCs w:val="21"/>
-        </w:rPr>
-        <w:t xml:space="preserve"> A free Render Postgres is </w:t>
-      </w:r>
-      <w:r>
-        <w:rPr>
-          <w:b/>
-          <w:bCs/>
-          <w:color w:val="111827"/>
-          <w:sz w:val="21"/>
-          <w:szCs w:val="21"/>
-        </w:rPr>
-        <w:t xml:space="preserve">deleted after 30 days</w:t>
-      </w:r>
-      <w:r>
-        <w:rPr>
-          <w:color w:val="111827"/>
-          <w:sz w:val="21"/>
-          <w:szCs w:val="21"/>
-        </w:rPr>
-        <w:t xml:space="preserve">.</w:t>
+        <w:t xml:space="preserve">Set up backups.</w:t>
+      </w:r>
+      <w:r>
+        <w:rPr>
+          <w:color w:val="111827"/>
+          <w:sz w:val="21"/>
+          <w:szCs w:val="21"/>
+        </w:rPr>
+        <w:t xml:space="preserve"> Neon means the database is not deleted after 30 days, but</w:t>
       </w:r>
     </w:p>
     <w:p>
@@ -2957,7 +3062,7 @@
           <w:sz w:val="21"/>
           <w:szCs w:val="21"/>
         </w:rPr>
-        <w:t xml:space="preserve">This is the one that will actually lose somebody's business records.</w:t>
+        <w:t xml:space="preserve">that is not the same as being backed up. Check the restore window your plan actually gives you, then restore from a backup once to prove it works.</w:t>
       </w:r>
     </w:p>
     <w:p>
@@ -3018,15 +3123,45 @@
           <w:sz w:val="21"/>
           <w:szCs w:val="21"/>
         </w:rPr>
-        <w:t xml:space="preserve">Set up backups.</w:t>
-      </w:r>
-      <w:r>
-        <w:rPr>
-          <w:color w:val="111827"/>
-          <w:sz w:val="21"/>
-          <w:szCs w:val="21"/>
-        </w:rPr>
-        <w:t xml:space="preserve"> Render's paid Postgres has daily backups; turn them on.</w:t>
+        <w:t xml:space="preserve">Fix the top three items in [docs/SECURITY.md](docs/SECURITY.md)</w:t>
+      </w:r>
+      <w:r>
+        <w:rPr>
+          <w:color w:val="111827"/>
+          <w:sz w:val="21"/>
+          <w:szCs w:val="21"/>
+        </w:rPr>
+        <w:t xml:space="preserve"> — refresh</w:t>
+      </w:r>
+    </w:p>
+    <w:p>
+      <w:pPr>
+        <w:spacing w:after="140" w:line="276"/>
+      </w:pPr>
+      <w:r>
+        <w:rPr>
+          <w:color w:val="111827"/>
+          <w:sz w:val="21"/>
+          <w:szCs w:val="21"/>
+        </w:rPr>
+        <w:t xml:space="preserve">tokens in </w:t>
+      </w:r>
+      <w:r>
+        <w:rPr>
+          <w:rFonts w:ascii="Consolas" w:cs="Consolas" w:eastAsia="Consolas" w:hAnsi="Consolas"/>
+          <w:color w:val="111827"/>
+          <w:sz w:val="19"/>
+          <w:szCs w:val="19"/>
+        </w:rPr>
+        <w:t xml:space="preserve">localStorage</w:t>
+      </w:r>
+      <w:r>
+        <w:rPr>
+          <w:color w:val="111827"/>
+          <w:sz w:val="21"/>
+          <w:szCs w:val="21"/>
+        </w:rPr>
+        <w:t xml:space="preserve">, no token-reuse detection, no email verification.</w:t>
       </w:r>
     </w:p>
     <w:p>

--- a/docs/word/README.docx
+++ b/docs/word/README.docx
@@ -29,7 +29,7 @@
           <w:sz w:val="18"/>
           <w:szCs w:val="18"/>
         </w:rPr>
-        <w:t xml:space="preserve">Generated from the repository on 2026-08-06. The markdown source is authoritative.</w:t>
+        <w:t xml:space="preserve">Generated from the repository on 2026-08-09. The markdown source is authoritative.</w:t>
       </w:r>
     </w:p>
     <w:p>

--- a/docs/word/README.docx
+++ b/docs/word/README.docx
@@ -29,7 +29,7 @@
           <w:sz w:val="18"/>
           <w:szCs w:val="18"/>
         </w:rPr>
-        <w:t xml:space="preserve">Generated from the repository on 2026-08-09. The markdown source is authoritative.</w:t>
+        <w:t xml:space="preserve">Generated from the repository on 2026-08-10. The markdown source is authoritative.</w:t>
       </w:r>
     </w:p>
     <w:p>

--- a/docs/word/README.docx
+++ b/docs/word/README.docx
@@ -29,7 +29,7 @@
           <w:sz w:val="18"/>
           <w:szCs w:val="18"/>
         </w:rPr>
-        <w:t xml:space="preserve">Generated from the repository on 2026-08-10. The markdown source is authoritative.</w:t>
+        <w:t xml:space="preserve">Generated from the repository on 2026-08-11. The markdown source is authoritative.</w:t>
       </w:r>
     </w:p>
     <w:p>

--- a/docs/word/README.docx
+++ b/docs/word/README.docx
@@ -29,7 +29,7 @@
           <w:sz w:val="18"/>
           <w:szCs w:val="18"/>
         </w:rPr>
-        <w:t xml:space="preserve">Generated from the repository on 2026-08-11. The markdown source is authoritative.</w:t>
+        <w:t xml:space="preserve">Generated from the repository on 2026-08-17. The markdown source is authoritative.</w:t>
       </w:r>
     </w:p>
     <w:p>
@@ -567,32 +567,32 @@
                 <w:sz w:val="20"/>
                 <w:szCs w:val="20"/>
               </w:rPr>
-              <w:t xml:space="preserve">Platform dashboard</w:t>
-            </w:r>
-          </w:p>
-        </w:tc>
-        <w:tc>
-          <w:tcPr>
-            <w:tcMar>
-              <w:top w:type="dxa" w:w="80"/>
-              <w:left w:type="dxa" w:w="120"/>
-              <w:bottom w:type="dxa" w:w="80"/>
-              <w:right w:type="dxa" w:w="120"/>
-            </w:tcMar>
-          </w:tcPr>
-          <w:p>
-            <w:pPr>
-              <w:spacing w:after="0" w:line="252"/>
-            </w:pPr>
-            <w:r>
-              <w:rPr>
-                <w:b w:val="false"/>
-                <w:bCs w:val="false"/>
-                <w:color w:val="111827"/>
-                <w:sz w:val="20"/>
-                <w:szCs w:val="20"/>
-              </w:rPr>
-              <w:t xml:space="preserve">Your own books — MRR, trials ending this week, churn, cash collected, and what SMS and AI cost you against it</w:t>
+              <w:t xml:space="preserve">Platform console</w:t>
+            </w:r>
+          </w:p>
+        </w:tc>
+        <w:tc>
+          <w:tcPr>
+            <w:tcMar>
+              <w:top w:type="dxa" w:w="80"/>
+              <w:left w:type="dxa" w:w="120"/>
+              <w:bottom w:type="dxa" w:w="80"/>
+              <w:right w:type="dxa" w:w="120"/>
+            </w:tcMar>
+          </w:tcPr>
+          <w:p>
+            <w:pPr>
+              <w:spacing w:after="0" w:line="252"/>
+            </w:pPr>
+            <w:r>
+              <w:rPr>
+                <w:b w:val="false"/>
+                <w:bCs w:val="false"/>
+                <w:color w:val="111827"/>
+                <w:sz w:val="20"/>
+                <w:szCs w:val="20"/>
+              </w:rPr>
+              <w:t xml:space="preserve">Your own books — MRR, trials ending this week, churn, cash collected, real AI token cost against it — plus account management: suspend/restore shops, change plans and roles, browse payments, every action audit-logged with a reason</w:t>
             </w:r>
           </w:p>
         </w:tc>
@@ -748,7 +748,7 @@
                 <w:sz w:val="20"/>
                 <w:szCs w:val="20"/>
               </w:rPr>
-              <w:t xml:space="preserve">Flutterwave — MTN MoMo, Airtel Money, cards, RWF settlement</w:t>
+              <w:t xml:space="preserve">MTN MoMo push-to-phone (default) or Flutterwave hosted checkout, behind one provider seam — verified amounts, idempotent settlement</w:t>
             </w:r>
           </w:p>
         </w:tc>
@@ -1306,7 +1306,7 @@
           <w:sz w:val="21"/>
           <w:szCs w:val="21"/>
         </w:rPr>
-        <w:t xml:space="preserve">React + TypeScript (Vite) · NestJS · PostgreSQL + Prisma · Redis + BullMQ · Docker · Claude API · Flutterwave</w:t>
+        <w:t xml:space="preserve">React + TypeScript (Vite) · NestJS · PostgreSQL + Prisma · Redis + BullMQ · Docker · Claude API · MTN MoMo / Flutterwave</w:t>
       </w:r>
     </w:p>
     <w:p>
@@ -2761,6 +2761,226 @@
       </w:pPr>
       <w:r>
         <w:rPr>
+          <w:color w:val="111827"/>
+          <w:sz w:val="21"/>
+          <w:szCs w:val="21"/>
+        </w:rPr>
+        <w:t xml:space="preserve">Payments — set </w:t>
+      </w:r>
+      <w:r>
+        <w:rPr>
+          <w:rFonts w:ascii="Consolas" w:cs="Consolas" w:eastAsia="Consolas" w:hAnsi="Consolas"/>
+          <w:color w:val="111827"/>
+          <w:sz w:val="19"/>
+          <w:szCs w:val="19"/>
+        </w:rPr>
+        <w:t xml:space="preserve">PAYMENT_PROVIDER</w:t>
+      </w:r>
+      <w:r>
+        <w:rPr>
+          <w:color w:val="111827"/>
+          <w:sz w:val="21"/>
+          <w:szCs w:val="21"/>
+        </w:rPr>
+        <w:t xml:space="preserve"> to one of:</w:t>
+      </w:r>
+    </w:p>
+    <w:p>
+      <w:pPr>
+        <w:pStyle w:val="ListParagraph"/>
+        <w:numPr>
+          <w:ilvl w:val="1"/>
+          <w:numId w:val="1"/>
+        </w:numPr>
+        <w:spacing w:after="60" w:line="264"/>
+      </w:pPr>
+      <w:r>
+        <w:rPr>
+          <w:rFonts w:ascii="Consolas" w:cs="Consolas" w:eastAsia="Consolas" w:hAnsi="Consolas"/>
+          <w:color w:val="111827"/>
+          <w:sz w:val="19"/>
+          <w:szCs w:val="19"/>
+        </w:rPr>
+        <w:t xml:space="preserve">mtn-momo</w:t>
+      </w:r>
+      <w:r>
+        <w:rPr>
+          <w:color w:val="111827"/>
+          <w:sz w:val="21"/>
+          <w:szCs w:val="21"/>
+        </w:rPr>
+        <w:t xml:space="preserve"> (the default): </w:t>
+      </w:r>
+      <w:r>
+        <w:rPr>
+          <w:rFonts w:ascii="Consolas" w:cs="Consolas" w:eastAsia="Consolas" w:hAnsi="Consolas"/>
+          <w:color w:val="111827"/>
+          <w:sz w:val="19"/>
+          <w:szCs w:val="19"/>
+        </w:rPr>
+        <w:t xml:space="preserve">MOMO_SUBSCRIPTION_KEY</w:t>
+      </w:r>
+      <w:r>
+        <w:rPr>
+          <w:color w:val="111827"/>
+          <w:sz w:val="21"/>
+          <w:szCs w:val="21"/>
+        </w:rPr>
+        <w:t xml:space="preserve">, </w:t>
+      </w:r>
+      <w:r>
+        <w:rPr>
+          <w:rFonts w:ascii="Consolas" w:cs="Consolas" w:eastAsia="Consolas" w:hAnsi="Consolas"/>
+          <w:color w:val="111827"/>
+          <w:sz w:val="19"/>
+          <w:szCs w:val="19"/>
+        </w:rPr>
+        <w:t xml:space="preserve">MOMO_API_USER</w:t>
+      </w:r>
+      <w:r>
+        <w:rPr>
+          <w:color w:val="111827"/>
+          <w:sz w:val="21"/>
+          <w:szCs w:val="21"/>
+        </w:rPr>
+        <w:t xml:space="preserve">,</w:t>
+      </w:r>
+    </w:p>
+    <w:p>
+      <w:pPr>
+        <w:spacing w:after="140" w:line="276"/>
+      </w:pPr>
+      <w:r>
+        <w:rPr>
+          <w:rFonts w:ascii="Consolas" w:cs="Consolas" w:eastAsia="Consolas" w:hAnsi="Consolas"/>
+          <w:color w:val="111827"/>
+          <w:sz w:val="19"/>
+          <w:szCs w:val="19"/>
+        </w:rPr>
+        <w:t xml:space="preserve">MOMO_API_KEY</w:t>
+      </w:r>
+      <w:r>
+        <w:rPr>
+          <w:color w:val="111827"/>
+          <w:sz w:val="21"/>
+          <w:szCs w:val="21"/>
+        </w:rPr>
+        <w:t xml:space="preserve">, </w:t>
+      </w:r>
+      <w:r>
+        <w:rPr>
+          <w:rFonts w:ascii="Consolas" w:cs="Consolas" w:eastAsia="Consolas" w:hAnsi="Consolas"/>
+          <w:color w:val="111827"/>
+          <w:sz w:val="19"/>
+          <w:szCs w:val="19"/>
+        </w:rPr>
+        <w:t xml:space="preserve">MOMO_TARGET_ENVIRONMENT</w:t>
+      </w:r>
+      <w:r>
+        <w:rPr>
+          <w:color w:val="111827"/>
+          <w:sz w:val="21"/>
+          <w:szCs w:val="21"/>
+        </w:rPr>
+        <w:t xml:space="preserve"> (</w:t>
+      </w:r>
+      <w:r>
+        <w:rPr>
+          <w:rFonts w:ascii="Consolas" w:cs="Consolas" w:eastAsia="Consolas" w:hAnsi="Consolas"/>
+          <w:color w:val="111827"/>
+          <w:sz w:val="19"/>
+          <w:szCs w:val="19"/>
+        </w:rPr>
+        <w:t xml:space="preserve">sandbox</w:t>
+      </w:r>
+      <w:r>
+        <w:rPr>
+          <w:color w:val="111827"/>
+          <w:sz w:val="21"/>
+          <w:szCs w:val="21"/>
+        </w:rPr>
+        <w:t xml:space="preserve"> until MTN approves you for production), </w:t>
+      </w:r>
+      <w:r>
+        <w:rPr>
+          <w:rFonts w:ascii="Consolas" w:cs="Consolas" w:eastAsia="Consolas" w:hAnsi="Consolas"/>
+          <w:color w:val="111827"/>
+          <w:sz w:val="19"/>
+          <w:szCs w:val="19"/>
+        </w:rPr>
+        <w:t xml:space="preserve">MOMO_BASE_URL</w:t>
+      </w:r>
+      <w:r>
+        <w:rPr>
+          <w:color w:val="111827"/>
+          <w:sz w:val="21"/>
+          <w:szCs w:val="21"/>
+        </w:rPr>
+        <w:t xml:space="preserve">, </w:t>
+      </w:r>
+      <w:r>
+        <w:rPr>
+          <w:rFonts w:ascii="Consolas" w:cs="Consolas" w:eastAsia="Consolas" w:hAnsi="Consolas"/>
+          <w:color w:val="111827"/>
+          <w:sz w:val="19"/>
+          <w:szCs w:val="19"/>
+        </w:rPr>
+        <w:t xml:space="preserve">MOMO_CALLBACK_HOST</w:t>
+      </w:r>
+      <w:r>
+        <w:rPr>
+          <w:color w:val="111827"/>
+          <w:sz w:val="21"/>
+          <w:szCs w:val="21"/>
+        </w:rPr>
+        <w:t xml:space="preserve"> (this API's host) and </w:t>
+      </w:r>
+      <w:r>
+        <w:rPr>
+          <w:rFonts w:ascii="Consolas" w:cs="Consolas" w:eastAsia="Consolas" w:hAnsi="Consolas"/>
+          <w:color w:val="111827"/>
+          <w:sz w:val="19"/>
+          <w:szCs w:val="19"/>
+        </w:rPr>
+        <w:t xml:space="preserve">MOMO_CALLBACK_SECRET</w:t>
+      </w:r>
+      <w:r>
+        <w:rPr>
+          <w:color w:val="111827"/>
+          <w:sz w:val="21"/>
+          <w:szCs w:val="21"/>
+        </w:rPr>
+        <w:t xml:space="preserve"> (a long random string — MoMo callbacks are unsigned, so this in the URL path is what authenticates them).</w:t>
+      </w:r>
+    </w:p>
+    <w:p>
+      <w:pPr>
+        <w:pStyle w:val="ListParagraph"/>
+        <w:numPr>
+          <w:ilvl w:val="1"/>
+          <w:numId w:val="1"/>
+        </w:numPr>
+        <w:spacing w:after="60" w:line="264"/>
+      </w:pPr>
+      <w:r>
+        <w:rPr>
+          <w:rFonts w:ascii="Consolas" w:cs="Consolas" w:eastAsia="Consolas" w:hAnsi="Consolas"/>
+          <w:color w:val="111827"/>
+          <w:sz w:val="19"/>
+          <w:szCs w:val="19"/>
+        </w:rPr>
+        <w:t xml:space="preserve">flutterwave</w:t>
+      </w:r>
+      <w:r>
+        <w:rPr>
+          <w:color w:val="111827"/>
+          <w:sz w:val="21"/>
+          <w:szCs w:val="21"/>
+        </w:rPr>
+        <w:t xml:space="preserve">: </w:t>
+      </w:r>
+      <w:r>
+        <w:rPr>
           <w:rFonts w:ascii="Consolas" w:cs="Consolas" w:eastAsia="Consolas" w:hAnsi="Consolas"/>
           <w:color w:val="111827"/>
           <w:sz w:val="19"/>
@@ -2784,6 +3004,71 @@
           <w:szCs w:val="19"/>
         </w:rPr>
         <w:t xml:space="preserve">FLUTTERWAVE_SECRET_KEY</w:t>
+      </w:r>
+      <w:r>
+        <w:rPr>
+          <w:color w:val="111827"/>
+          <w:sz w:val="21"/>
+          <w:szCs w:val="21"/>
+        </w:rPr>
+        <w:t xml:space="preserve">, and</w:t>
+      </w:r>
+    </w:p>
+    <w:p>
+      <w:pPr>
+        <w:spacing w:after="140" w:line="276"/>
+      </w:pPr>
+      <w:r>
+        <w:rPr>
+          <w:rFonts w:ascii="Consolas" w:cs="Consolas" w:eastAsia="Consolas" w:hAnsi="Consolas"/>
+          <w:color w:val="111827"/>
+          <w:sz w:val="19"/>
+          <w:szCs w:val="19"/>
+        </w:rPr>
+        <w:t xml:space="preserve">FLUTTERWAVE_WEBHOOK_HASH</w:t>
+      </w:r>
+      <w:r>
+        <w:rPr>
+          <w:color w:val="111827"/>
+          <w:sz w:val="21"/>
+          <w:szCs w:val="21"/>
+        </w:rPr>
+        <w:t xml:space="preserve"> — invent a long random string, then paste the same value into Flutterwave → Settings → Webhooks → </w:t>
+      </w:r>
+      <w:r>
+        <w:rPr>
+          <w:i/>
+          <w:iCs/>
+          <w:color w:val="111827"/>
+          <w:sz w:val="21"/>
+          <w:szCs w:val="21"/>
+        </w:rPr>
+        <w:t xml:space="preserve">Secret hash</w:t>
+      </w:r>
+      <w:r>
+        <w:rPr>
+          <w:color w:val="111827"/>
+          <w:sz w:val="21"/>
+          <w:szCs w:val="21"/>
+        </w:rPr>
+        <w:t xml:space="preserve">, and point its webhook at </w:t>
+      </w:r>
+      <w:r>
+        <w:rPr>
+          <w:rFonts w:ascii="Consolas" w:cs="Consolas" w:eastAsia="Consolas" w:hAnsi="Consolas"/>
+          <w:color w:val="111827"/>
+          <w:sz w:val="19"/>
+          <w:szCs w:val="19"/>
+        </w:rPr>
+        <w:t xml:space="preserve">https://bizpilot-api.onrender.com/api/webhooks/flutterwave</w:t>
+      </w:r>
+      <w:r>
+        <w:rPr>
+          <w:color w:val="111827"/>
+          <w:sz w:val="21"/>
+          <w:szCs w:val="21"/>
+        </w:rPr>
+        <w:t xml:space="preserve">.</w:t>
       </w:r>
     </w:p>
     <w:p>
@@ -2802,15 +3087,49 @@
           <w:sz w:val="19"/>
           <w:szCs w:val="19"/>
         </w:rPr>
-        <w:t xml:space="preserve">FLUTTERWAVE_WEBHOOK_HASH</w:t>
-      </w:r>
-      <w:r>
-        <w:rPr>
-          <w:color w:val="111827"/>
-          <w:sz w:val="21"/>
-          <w:szCs w:val="21"/>
-        </w:rPr>
-        <w:t xml:space="preserve"> — invent a long random string, then paste the same value</w:t>
+        <w:t xml:space="preserve">AFRICASTALKING_USERNAME</w:t>
+      </w:r>
+      <w:r>
+        <w:rPr>
+          <w:color w:val="111827"/>
+          <w:sz w:val="21"/>
+          <w:szCs w:val="21"/>
+        </w:rPr>
+        <w:t xml:space="preserve"> / </w:t>
+      </w:r>
+      <w:r>
+        <w:rPr>
+          <w:rFonts w:ascii="Consolas" w:cs="Consolas" w:eastAsia="Consolas" w:hAnsi="Consolas"/>
+          <w:color w:val="111827"/>
+          <w:sz w:val="19"/>
+          <w:szCs w:val="19"/>
+        </w:rPr>
+        <w:t xml:space="preserve">AFRICASTALKING_API_KEY</w:t>
+      </w:r>
+      <w:r>
+        <w:rPr>
+          <w:color w:val="111827"/>
+          <w:sz w:val="21"/>
+          <w:szCs w:val="21"/>
+        </w:rPr>
+        <w:t xml:space="preserve">, and set </w:t>
+      </w:r>
+      <w:r>
+        <w:rPr>
+          <w:rFonts w:ascii="Consolas" w:cs="Consolas" w:eastAsia="Consolas" w:hAnsi="Consolas"/>
+          <w:color w:val="111827"/>
+          <w:sz w:val="19"/>
+          <w:szCs w:val="19"/>
+        </w:rPr>
+        <w:t xml:space="preserve">SMS_PROVIDER</w:t>
+      </w:r>
+      <w:r>
+        <w:rPr>
+          <w:color w:val="111827"/>
+          <w:sz w:val="21"/>
+          <w:szCs w:val="21"/>
+        </w:rPr>
+        <w:t xml:space="preserve"> to</w:t>
       </w:r>
     </w:p>
     <w:p>
@@ -2819,29 +3138,20 @@
       </w:pPr>
       <w:r>
         <w:rPr>
-          <w:color w:val="111827"/>
-          <w:sz w:val="21"/>
-          <w:szCs w:val="21"/>
-        </w:rPr>
-        <w:t xml:space="preserve">into Flutterwave → Settings → Webhooks → </w:t>
-      </w:r>
-      <w:r>
-        <w:rPr>
-          <w:i/>
-          <w:iCs/>
-          <w:color w:val="111827"/>
-          <w:sz w:val="21"/>
-          <w:szCs w:val="21"/>
-        </w:rPr>
-        <w:t xml:space="preserve">Secret hash</w:t>
-      </w:r>
-      <w:r>
-        <w:rPr>
-          <w:color w:val="111827"/>
-          <w:sz w:val="21"/>
-          <w:szCs w:val="21"/>
-        </w:rPr>
-        <w:t xml:space="preserve">.</w:t>
+          <w:rFonts w:ascii="Consolas" w:cs="Consolas" w:eastAsia="Consolas" w:hAnsi="Consolas"/>
+          <w:color w:val="111827"/>
+          <w:sz w:val="19"/>
+          <w:szCs w:val="19"/>
+        </w:rPr>
+        <w:t xml:space="preserve">africastalking</w:t>
+      </w:r>
+      <w:r>
+        <w:rPr>
+          <w:color w:val="111827"/>
+          <w:sz w:val="21"/>
+          <w:szCs w:val="21"/>
+        </w:rPr>
+        <w:t xml:space="preserve">, when you are ready to send real texts.</w:t>
       </w:r>
     </w:p>
     <w:p>
@@ -2860,49 +3170,49 @@
           <w:sz w:val="19"/>
           <w:szCs w:val="19"/>
         </w:rPr>
-        <w:t xml:space="preserve">AFRICASTALKING_USERNAME</w:t>
-      </w:r>
-      <w:r>
-        <w:rPr>
-          <w:color w:val="111827"/>
-          <w:sz w:val="21"/>
-          <w:szCs w:val="21"/>
-        </w:rPr>
-        <w:t xml:space="preserve"> / </w:t>
-      </w:r>
-      <w:r>
-        <w:rPr>
-          <w:rFonts w:ascii="Consolas" w:cs="Consolas" w:eastAsia="Consolas" w:hAnsi="Consolas"/>
-          <w:color w:val="111827"/>
-          <w:sz w:val="19"/>
-          <w:szCs w:val="19"/>
-        </w:rPr>
-        <w:t xml:space="preserve">AFRICASTALKING_API_KEY</w:t>
-      </w:r>
-      <w:r>
-        <w:rPr>
-          <w:color w:val="111827"/>
-          <w:sz w:val="21"/>
-          <w:szCs w:val="21"/>
-        </w:rPr>
-        <w:t xml:space="preserve">, and set </w:t>
-      </w:r>
-      <w:r>
-        <w:rPr>
-          <w:rFonts w:ascii="Consolas" w:cs="Consolas" w:eastAsia="Consolas" w:hAnsi="Consolas"/>
-          <w:color w:val="111827"/>
-          <w:sz w:val="19"/>
-          <w:szCs w:val="19"/>
-        </w:rPr>
-        <w:t xml:space="preserve">SMS_PROVIDER</w:t>
-      </w:r>
-      <w:r>
-        <w:rPr>
-          <w:color w:val="111827"/>
-          <w:sz w:val="21"/>
-          <w:szCs w:val="21"/>
-        </w:rPr>
-        <w:t xml:space="preserve"> to</w:t>
+        <w:t xml:space="preserve">MAIL_PROVIDER=resend</w:t>
+      </w:r>
+      <w:r>
+        <w:rPr>
+          <w:color w:val="111827"/>
+          <w:sz w:val="21"/>
+          <w:szCs w:val="21"/>
+        </w:rPr>
+        <w:t xml:space="preserve"> with </w:t>
+      </w:r>
+      <w:r>
+        <w:rPr>
+          <w:rFonts w:ascii="Consolas" w:cs="Consolas" w:eastAsia="Consolas" w:hAnsi="Consolas"/>
+          <w:color w:val="111827"/>
+          <w:sz w:val="19"/>
+          <w:szCs w:val="19"/>
+        </w:rPr>
+        <w:t xml:space="preserve">RESEND_API_KEY</w:t>
+      </w:r>
+      <w:r>
+        <w:rPr>
+          <w:color w:val="111827"/>
+          <w:sz w:val="21"/>
+          <w:szCs w:val="21"/>
+        </w:rPr>
+        <w:t xml:space="preserve"> and </w:t>
+      </w:r>
+      <w:r>
+        <w:rPr>
+          <w:rFonts w:ascii="Consolas" w:cs="Consolas" w:eastAsia="Consolas" w:hAnsi="Consolas"/>
+          <w:color w:val="111827"/>
+          <w:sz w:val="19"/>
+          <w:szCs w:val="19"/>
+        </w:rPr>
+        <w:t xml:space="preserve">MAIL_FROM</w:t>
+      </w:r>
+      <w:r>
+        <w:rPr>
+          <w:color w:val="111827"/>
+          <w:sz w:val="21"/>
+          <w:szCs w:val="21"/>
+        </w:rPr>
+        <w:t xml:space="preserve">, so password-reset</w:t>
       </w:r>
     </w:p>
     <w:p>
@@ -2911,60 +3221,28 @@
       </w:pPr>
       <w:r>
         <w:rPr>
-          <w:rFonts w:ascii="Consolas" w:cs="Consolas" w:eastAsia="Consolas" w:hAnsi="Consolas"/>
-          <w:color w:val="111827"/>
-          <w:sz w:val="19"/>
-          <w:szCs w:val="19"/>
-        </w:rPr>
-        <w:t xml:space="preserve">africastalking</w:t>
-      </w:r>
-      <w:r>
-        <w:rPr>
-          <w:color w:val="111827"/>
-          <w:sz w:val="21"/>
-          <w:szCs w:val="21"/>
-        </w:rPr>
-        <w:t xml:space="preserve">, when you are ready to send real texts.</w:t>
-      </w:r>
-    </w:p>
-    <w:p>
-      <w:pPr>
-        <w:spacing w:after="140" w:line="276"/>
-      </w:pPr>
-      <w:r>
-        <w:rPr>
-          <w:b/>
-          <w:bCs/>
-          <w:color w:val="111827"/>
-          <w:sz w:val="21"/>
-          <w:szCs w:val="21"/>
-        </w:rPr>
-        <w:t xml:space="preserve">5. Point Flutterwave's webhook at</w:t>
-      </w:r>
-      <w:r>
-        <w:rPr>
-          <w:color w:val="111827"/>
-          <w:sz w:val="21"/>
-          <w:szCs w:val="21"/>
-        </w:rPr>
-        <w:t xml:space="preserve"> </w:t>
-      </w:r>
-      <w:r>
-        <w:rPr>
-          <w:rFonts w:ascii="Consolas" w:cs="Consolas" w:eastAsia="Consolas" w:hAnsi="Consolas"/>
-          <w:color w:val="111827"/>
-          <w:sz w:val="19"/>
-          <w:szCs w:val="19"/>
-        </w:rPr>
-        <w:t xml:space="preserve">https://bizpilot-api.onrender.com/api/webhooks/flutterwave</w:t>
-      </w:r>
-      <w:r>
-        <w:rPr>
-          <w:color w:val="111827"/>
-          <w:sz w:val="21"/>
-          <w:szCs w:val="21"/>
-        </w:rPr>
-        <w:t xml:space="preserve">.</w:t>
+          <w:color w:val="111827"/>
+          <w:sz w:val="21"/>
+          <w:szCs w:val="21"/>
+        </w:rPr>
+        <w:t xml:space="preserve">emails actually deliver. The default (</w:t>
+      </w:r>
+      <w:r>
+        <w:rPr>
+          <w:rFonts w:ascii="Consolas" w:cs="Consolas" w:eastAsia="Consolas" w:hAnsi="Consolas"/>
+          <w:color w:val="111827"/>
+          <w:sz w:val="19"/>
+          <w:szCs w:val="19"/>
+        </w:rPr>
+        <w:t xml:space="preserve">log</w:t>
+      </w:r>
+      <w:r>
+        <w:rPr>
+          <w:color w:val="111827"/>
+          <w:sz w:val="21"/>
+          <w:szCs w:val="21"/>
+        </w:rPr>
+        <w:t xml:space="preserve">) prints the link to the server log, which is fine in development and an outage in production.</w:t>
       </w:r>
     </w:p>
     <w:p>
@@ -4208,7 +4486,41 @@
           <w:sz w:val="21"/>
           <w:szCs w:val="21"/>
         </w:rPr>
-        <w:t xml:space="preserve">question runs two or three tool calls. On the Starter plan's 300-question allowance this is the item most likely to cost more than you charge — measure it in your first month, and switch </w:t>
+        <w:t xml:space="preserve">question runs two or three tool calls. Every reply records its real token counts, and the platform console prices the AI line from them (set </w:t>
+      </w:r>
+      <w:r>
+        <w:rPr>
+          <w:rFonts w:ascii="Consolas" w:cs="Consolas" w:eastAsia="Consolas" w:hAnsi="Consolas"/>
+          <w:color w:val="111827"/>
+          <w:sz w:val="19"/>
+          <w:szCs w:val="19"/>
+        </w:rPr>
+        <w:t xml:space="preserve">AI_INPUT_RWF_PER_MTOK</w:t>
+      </w:r>
+      <w:r>
+        <w:rPr>
+          <w:color w:val="111827"/>
+          <w:sz w:val="21"/>
+          <w:szCs w:val="21"/>
+        </w:rPr>
+        <w:t xml:space="preserve"> / </w:t>
+      </w:r>
+      <w:r>
+        <w:rPr>
+          <w:rFonts w:ascii="Consolas" w:cs="Consolas" w:eastAsia="Consolas" w:hAnsi="Consolas"/>
+          <w:color w:val="111827"/>
+          <w:sz w:val="19"/>
+          <w:szCs w:val="19"/>
+        </w:rPr>
+        <w:t xml:space="preserve">AI_OUTPUT_RWF_PER_MTOK</w:t>
+      </w:r>
+      <w:r>
+        <w:rPr>
+          <w:color w:val="111827"/>
+          <w:sz w:val="21"/>
+          <w:szCs w:val="21"/>
+        </w:rPr>
+        <w:t xml:space="preserve"> to your provider's rates). On the Starter plan's 300-question allowance this is the item most likely to cost more than you charge — watch that line in your first month, and switch </w:t>
       </w:r>
       <w:r>
         <w:rPr>

--- a/docs/word/README.docx
+++ b/docs/word/README.docx
@@ -29,7 +29,7 @@
           <w:sz w:val="18"/>
           <w:szCs w:val="18"/>
         </w:rPr>
-        <w:t xml:space="preserve">Generated from the repository on 2026-08-17. The markdown source is authoritative.</w:t>
+        <w:t xml:space="preserve">Generated from the repository on 2026-08-18. The markdown source is authoritative.</w:t>
       </w:r>
     </w:p>
     <w:p>
@@ -3440,6 +3440,56 @@
           <w:szCs w:val="21"/>
         </w:rPr>
         <w:t xml:space="preserve">, no token-reuse detection, no email verification.</w:t>
+      </w:r>
+    </w:p>
+    <w:p>
+      <w:pPr>
+        <w:pStyle w:val="ListParagraph"/>
+        <w:numPr>
+          <w:ilvl w:val="0"/>
+          <w:numId w:val="2"/>
+        </w:numPr>
+        <w:spacing w:after="60" w:line="264"/>
+      </w:pPr>
+      <w:r>
+        <w:rPr>
+          <w:b/>
+          <w:bCs/>
+          <w:color w:val="111827"/>
+          <w:sz w:val="21"/>
+          <w:szCs w:val="21"/>
+        </w:rPr>
+        <w:t xml:space="preserve">Set a real `MAIL_PROVIDER`.</w:t>
+      </w:r>
+      <w:r>
+        <w:rPr>
+          <w:color w:val="111827"/>
+          <w:sz w:val="21"/>
+          <w:szCs w:val="21"/>
+        </w:rPr>
+        <w:t xml:space="preserve"> Password reset is built, but on the default</w:t>
+      </w:r>
+    </w:p>
+    <w:p>
+      <w:pPr>
+        <w:spacing w:after="140" w:line="276"/>
+      </w:pPr>
+      <w:r>
+        <w:rPr>
+          <w:rFonts w:ascii="Consolas" w:cs="Consolas" w:eastAsia="Consolas" w:hAnsi="Consolas"/>
+          <w:color w:val="111827"/>
+          <w:sz w:val="19"/>
+          <w:szCs w:val="19"/>
+        </w:rPr>
+        <w:t xml:space="preserve">log</w:t>
+      </w:r>
+      <w:r>
+        <w:rPr>
+          <w:color w:val="111827"/>
+          <w:sz w:val="21"/>
+          <w:szCs w:val="21"/>
+        </w:rPr>
+        <w:t xml:space="preserve"> provider the reset link goes to the server log instead of an inbox — which becomes an outage the first time an owner forgets their password.</w:t>
       </w:r>
     </w:p>
     <w:p>
